--- a/business_documents/PECH_CANDIDATE_APPLICATION_FORM.docx
+++ b/business_documents/PECH_CANDIDATE_APPLICATION_FORM.docx
@@ -58,113 +58,34 @@
         <w:spacing w:after="0"/>
       </w:pPr>
     </w:p>
-    <w:bookmarkStart w:id="63" w:name="pech-group-holdings-ltd"/>
-    <w:p>
-      <w:pPr>
-        <w:pStyle w:val="Heading1"/>
-        <w:rPr>
-          <w:color w:val="0099CC"/>
-        </w:rPr>
-        <w:pBdr>
-          <w:bottom w:val="single" w:sz="18" w:space="2" w:color="F5A623"/>
-        </w:pBdr>
-      </w:pPr>
-      <w:r>
-        <w:rPr>
-          <w:b/>
-          <w:color w:val="0099CC"/>
-          <w:sz w:val="44"/>
-        </w:rPr>
-        <w:t xml:space="preserve">PECH GROUP HOLDINGS LTD</w:t>
-      </w:r>
-    </w:p>
-    <w:bookmarkStart w:id="22" w:name="candidate-application-form"/>
-    <w:p>
-      <w:pPr>
-        <w:pBdr>
-          <w:top w:val="single" w:sz="18" w:space="1" w:color="F5A623"/>
-          <w:bottom w:val="single" w:sz="6" w:space="1" w:color="0099CC"/>
-        </w:pBdr>
-        <w:spacing w:before="200" w:after="200"/>
-      </w:pPr>
-    </w:p>
-    <w:p>
-      <w:pPr>
-        <w:pStyle w:val="Heading2"/>
-        <w:rPr>
-          <w:color w:val="0099CC"/>
-        </w:rPr>
-        <w:pBdr>
-          <w:bottom w:val="single" w:sz="6" w:space="2" w:color="00BFFF"/>
-        </w:pBdr>
-      </w:pPr>
-      <w:r>
-        <w:rPr>
-          <w:b/>
-          <w:color w:val="0099CC"/>
-          <w:sz w:val="32"/>
-        </w:rPr>
-        <w:t xml:space="preserve">CANDIDATE APPLICATION FORM</w:t>
-      </w:r>
-    </w:p>
-    <w:bookmarkStart w:id="21" w:name="confidential"/>
-    <w:p>
-      <w:pPr>
-        <w:pStyle w:val="Heading3"/>
-        <w:rPr>
-          <w:color w:val="E08A00"/>
-        </w:rPr>
-      </w:pPr>
-      <w:r>
-        <w:rPr>
-          <w:b/>
-          <w:color w:val="E08A00"/>
-          <w:sz w:val="26"/>
-        </w:rPr>
-        <w:t xml:space="preserve">CONFIDENTIAL</w:t>
-      </w:r>
-    </w:p>
-    <w:p>
-      <w:r>
-        <w:pict>
-          <v:rect style="width:0;height:1.5pt" o:hralign="center" o:hrstd="t" o:hr="t"/>
-        </w:pict>
-      </w:r>
-    </w:p>
     <w:p>
       <w:pPr>
         <w:pStyle w:val="FirstParagraph"/>
       </w:pPr>
       <w:r>
-        <w:rPr>
-          <w:bCs/>
-          <w:b/>
-        </w:rPr>
-        <w:t xml:space="preserve">PECH Group Holdings Ltd</w:t>
-      </w:r>
+        <w:t xml:space="preserve">📝</w:t>
+      </w:r>
+    </w:p>
+    <w:p>
+      <w:pPr>
+        <w:pStyle w:val="BodyText"/>
+      </w:pPr>
+      <w:r>
+        <w:t xml:space="preserve">CANDIDATE APPLICATION FORM</w:t>
+      </w:r>
+    </w:p>
+    <w:p>
+      <w:pPr>
+        <w:pStyle w:val="BodyText"/>
+      </w:pPr>
       <w:r>
         <w:t xml:space="preserve"> </w:t>
       </w:r>
-      <w:r>
-        <w:t xml:space="preserve">Lagos, Nigeria</w:t>
-      </w:r>
-      <w:r>
-        <w:t xml:space="preserve"> </w:t>
-      </w:r>
-      <w:r>
-        <w:t xml:space="preserve">Website:</w:t>
-      </w:r>
-      <w:r>
-        <w:t xml:space="preserve"> </w:t>
-      </w:r>
-      <w:hyperlink r:id="rId20">
-        <w:r>
-          <w:rPr>
-            <w:rStyle w:val="Hyperlink"/>
-          </w:rPr>
-          <w:t xml:space="preserve">pechgroupholdings.tech</w:t>
-        </w:r>
-      </w:hyperlink>
+    </w:p>
+    <w:p>
+      <w:pPr>
+        <w:pStyle w:val="BodyText"/>
+      </w:pPr>
     </w:p>
     <w:p>
       <w:r>
@@ -173,76 +94,7 @@
         </w:pict>
       </w:r>
     </w:p>
-    <w:p>
-      <w:pPr>
-        <w:pStyle w:val="BlockText"/>
-        <w:pBdr>
-          <w:left w:val="single" w:sz="24" w:space="6" w:color="F5A623"/>
-        </w:pBdr>
-        <w:shd w:fill="FFF8E1" w:val="clear"/>
-      </w:pPr>
-      <w:r>
-        <w:rPr>
-          <w:bCs/>
-          <w:b/>
-        </w:rPr>
-        <w:t xml:space="preserve">Document Reference:</w:t>
-      </w:r>
-      <w:r>
-        <w:t xml:space="preserve"> </w:t>
-      </w:r>
-      <w:r>
-        <w:t xml:space="preserve">PECH-HR-CAF-2026-001</w:t>
-      </w:r>
-      <w:r>
-        <w:t xml:space="preserve"> </w:t>
-      </w:r>
-      <w:r>
-        <w:rPr>
-          <w:bCs/>
-          <w:b/>
-        </w:rPr>
-        <w:t xml:space="preserve">Form Version:</w:t>
-      </w:r>
-      <w:r>
-        <w:t xml:space="preserve"> </w:t>
-      </w:r>
-      <w:r>
-        <w:t xml:space="preserve">1.0</w:t>
-      </w:r>
-    </w:p>
-    <w:p>
-      <w:pPr>
-        <w:pStyle w:val="BlockText"/>
-        <w:pBdr>
-          <w:left w:val="single" w:sz="24" w:space="6" w:color="F5A623"/>
-        </w:pBdr>
-        <w:shd w:fill="FFF8E1" w:val="clear"/>
-      </w:pPr>
-      <w:r>
-        <w:rPr>
-          <w:bCs/>
-          <w:b/>
-        </w:rPr>
-        <w:t xml:space="preserve">Instructions:</w:t>
-      </w:r>
-      <w:r>
-        <w:t xml:space="preserve"> </w:t>
-      </w:r>
-      <w:r>
-        <w:t xml:space="preserve">Please complete ALL sections of this form in full. Incomplete applications will not be processed. Attach supporting documents as indicated. All information provided will be treated as confidential in accordance with the Nigeria Data Protection Act (NDPA) 2023.</w:t>
-      </w:r>
-    </w:p>
-    <w:p>
-      <w:r>
-        <w:pict>
-          <v:rect style="width:0;height:1.5pt" o:hralign="center" o:hrstd="t" o:hr="t"/>
-        </w:pict>
-      </w:r>
-    </w:p>
-    <w:bookmarkEnd w:id="21"/>
-    <w:bookmarkEnd w:id="22"/>
-    <w:bookmarkStart w:id="25" w:name="section-1-personal-information"/>
+    <w:bookmarkStart w:id="22" w:name="section-1-personal-information"/>
     <w:p>
       <w:pPr>
         <w:pBdr>
@@ -528,7 +380,7 @@
                 <w:color w:val="1A1A1A"/>
                 <w:sz w:val="19"/>
               </w:rPr>
-              <w:t xml:space="preserve">[ ] Male [ ] Female [ ] Prefer not to say</w:t>
+              <w:t xml:space="preserve">( ) Male ( ) Female ( ) Prefer not to say</w:t>
             </w:r>
           </w:p>
         </w:tc>
@@ -568,7 +420,7 @@
                 <w:color w:val="1A1A1A"/>
                 <w:sz w:val="19"/>
               </w:rPr>
-              <w:t xml:space="preserve">[ ] Single [ ] Married [ ] Divorced [ ] Widowed</w:t>
+              <w:t xml:space="preserve">( ) Single ( ) Married ( ) Divorced ( ) Widowed</w:t>
             </w:r>
           </w:p>
         </w:tc>
@@ -694,14 +546,7 @@
         </w:tc>
       </w:tr>
     </w:tbl>
-    <w:p>
-      <w:r>
-        <w:pict>
-          <v:rect style="width:0;height:1.5pt" o:hralign="center" o:hrstd="t" o:hr="t"/>
-        </w:pict>
-      </w:r>
-    </w:p>
-    <w:bookmarkStart w:id="23" w:name="contact-details"/>
+    <w:bookmarkStart w:id="20" w:name="contact-details"/>
     <w:p>
       <w:pPr>
         <w:pStyle w:val="Heading3"/>
@@ -1091,15 +936,8 @@
         </w:tc>
       </w:tr>
     </w:tbl>
-    <w:p>
-      <w:r>
-        <w:pict>
-          <v:rect style="width:0;height:1.5pt" o:hralign="center" o:hrstd="t" o:hr="t"/>
-        </w:pict>
-      </w:r>
-    </w:p>
-    <w:bookmarkEnd w:id="23"/>
-    <w:bookmarkStart w:id="24" w:name="identification"/>
+    <w:bookmarkEnd w:id="20"/>
+    <w:bookmarkStart w:id="21" w:name="identification"/>
     <w:p>
       <w:pPr>
         <w:pStyle w:val="Heading3"/>
@@ -1253,7 +1091,7 @@
                 <w:color w:val="1A1A1A"/>
                 <w:sz w:val="19"/>
               </w:rPr>
-              <w:t xml:space="preserve">[ ] International Passport [ ] Driver’s License [ ] Voter’s Card</w:t>
+              <w:t xml:space="preserve">( ) International Passport ( ) Driver’s License ( ) Voter’s Card</w:t>
             </w:r>
           </w:p>
         </w:tc>
@@ -1454,16 +1292,9 @@
         </w:tc>
       </w:tr>
     </w:tbl>
-    <w:p>
-      <w:r>
-        <w:pict>
-          <v:rect style="width:0;height:1.5pt" o:hralign="center" o:hrstd="t" o:hr="t"/>
-        </w:pict>
-      </w:r>
-    </w:p>
-    <w:bookmarkEnd w:id="24"/>
-    <w:bookmarkEnd w:id="25"/>
-    <w:bookmarkStart w:id="27" w:name="section-2-position-applied-for"/>
+    <w:bookmarkEnd w:id="21"/>
+    <w:bookmarkEnd w:id="22"/>
+    <w:bookmarkStart w:id="24" w:name="section-2-position-applied-for"/>
     <w:p>
       <w:pPr>
         <w:pBdr>
@@ -1669,7 +1500,7 @@
                 <w:color w:val="1A1A1A"/>
                 <w:sz w:val="19"/>
               </w:rPr>
-              <w:t xml:space="preserve">[ ] Engineering [ ] Design [ ] Product &amp; Business [ ] Operations [ ] Internship</w:t>
+              <w:t xml:space="preserve">( ) Engineering ( ) Design ( ) Product &amp; Business ( ) Operations ( ) Internship</w:t>
             </w:r>
           </w:p>
         </w:tc>
@@ -1709,7 +1540,7 @@
                 <w:color w:val="1A1A1A"/>
                 <w:sz w:val="19"/>
               </w:rPr>
-              <w:t xml:space="preserve">[ ] Full-Time [ ] Contract [ ] Internship</w:t>
+              <w:t xml:space="preserve">( ) Full-Time ( ) Contract ( ) Internship</w:t>
             </w:r>
           </w:p>
         </w:tc>
@@ -1835,14 +1666,7 @@
         </w:tc>
       </w:tr>
     </w:tbl>
-    <w:p>
-      <w:r>
-        <w:pict>
-          <v:rect style="width:0;height:1.5pt" o:hralign="center" o:hrstd="t" o:hr="t"/>
-        </w:pict>
-      </w:r>
-    </w:p>
-    <w:bookmarkStart w:id="26" w:name="how-did-you-hear-about-this-position"/>
+    <w:bookmarkStart w:id="23" w:name="how-did-you-hear-about-this-position"/>
     <w:p>
       <w:pPr>
         <w:pStyle w:val="Heading3"/>
@@ -1868,7 +1692,7 @@
         <w:pStyle w:val="Compact"/>
       </w:pPr>
       <w:r>
-        <w:t xml:space="preserve">☐ PECH Website</w:t>
+        <w:t xml:space="preserve">( ) PECH Website</w:t>
       </w:r>
     </w:p>
     <w:p>
@@ -1880,7 +1704,7 @@
         <w:pStyle w:val="Compact"/>
       </w:pPr>
       <w:r>
-        <w:t xml:space="preserve">☐ LinkedIn</w:t>
+        <w:t xml:space="preserve">( ) LinkedIn</w:t>
       </w:r>
     </w:p>
     <w:p>
@@ -1892,7 +1716,7 @@
         <w:pStyle w:val="Compact"/>
       </w:pPr>
       <w:r>
-        <w:t xml:space="preserve">☐ Job Board (specify): __________________________________________</w:t>
+        <w:t xml:space="preserve">( ) Job Board (specify): __________________________________________</w:t>
       </w:r>
     </w:p>
     <w:p>
@@ -1904,7 +1728,7 @@
         <w:pStyle w:val="Compact"/>
       </w:pPr>
       <w:r>
-        <w:t xml:space="preserve">☐ Referral by PECH Employee (name): __________________________________________</w:t>
+        <w:t xml:space="preserve">( ) Referral by PECH Employee (name): __________________________________________</w:t>
       </w:r>
     </w:p>
     <w:p>
@@ -1916,7 +1740,7 @@
         <w:pStyle w:val="Compact"/>
       </w:pPr>
       <w:r>
-        <w:t xml:space="preserve">☐ University/School Career Centre</w:t>
+        <w:t xml:space="preserve">( ) University/School Career Centre</w:t>
       </w:r>
     </w:p>
     <w:p>
@@ -1928,7 +1752,7 @@
         <w:pStyle w:val="Compact"/>
       </w:pPr>
       <w:r>
-        <w:t xml:space="preserve">☐ Social Media (specify): __________________________________________</w:t>
+        <w:t xml:space="preserve">( ) Social Media (specify): __________________________________________</w:t>
       </w:r>
     </w:p>
     <w:p>
@@ -1940,19 +1764,12 @@
         <w:pStyle w:val="Compact"/>
       </w:pPr>
       <w:r>
-        <w:t xml:space="preserve">☐ Other: __________________________________________</w:t>
+        <w:t xml:space="preserve">( ) Other: __________________________________________</w:t>
       </w:r>
     </w:p>
-    <w:p>
-      <w:r>
-        <w:pict>
-          <v:rect style="width:0;height:1.5pt" o:hralign="center" o:hrstd="t" o:hr="t"/>
-        </w:pict>
-      </w:r>
-    </w:p>
-    <w:bookmarkEnd w:id="26"/>
-    <w:bookmarkEnd w:id="27"/>
-    <w:bookmarkStart w:id="33" w:name="section-3-educational-background"/>
+    <w:bookmarkEnd w:id="23"/>
+    <w:bookmarkEnd w:id="24"/>
+    <w:bookmarkStart w:id="30" w:name="section-3-educational-background"/>
     <w:p>
       <w:pPr>
         <w:pBdr>
@@ -1993,7 +1810,7 @@
         <w:t xml:space="preserve">(List all qualifications starting from the most recent)</w:t>
       </w:r>
     </w:p>
-    <w:bookmarkStart w:id="28" w:name="tertiary-higher-education"/>
+    <w:bookmarkStart w:id="25" w:name="tertiary-higher-education"/>
     <w:p>
       <w:pPr>
         <w:pStyle w:val="Heading3"/>
@@ -2363,8 +2180,8 @@
         </w:tc>
       </w:tr>
     </w:tbl>
-    <w:bookmarkEnd w:id="28"/>
-    <w:bookmarkStart w:id="29" w:name="secondary-education"/>
+    <w:bookmarkEnd w:id="25"/>
+    <w:bookmarkStart w:id="26" w:name="secondary-education"/>
     <w:p>
       <w:pPr>
         <w:pStyle w:val="Heading3"/>
@@ -2556,8 +2373,8 @@
         </w:tc>
       </w:tr>
     </w:tbl>
-    <w:bookmarkEnd w:id="29"/>
-    <w:bookmarkStart w:id="30" w:name="primary-education"/>
+    <w:bookmarkEnd w:id="26"/>
+    <w:bookmarkStart w:id="27" w:name="primary-education"/>
     <w:p>
       <w:pPr>
         <w:pStyle w:val="Heading3"/>
@@ -2689,8 +2506,8 @@
         </w:tc>
       </w:tr>
     </w:tbl>
-    <w:bookmarkEnd w:id="30"/>
-    <w:bookmarkStart w:id="31" w:name="professional-certifications"/>
+    <w:bookmarkEnd w:id="27"/>
+    <w:bookmarkStart w:id="28" w:name="professional-certifications"/>
     <w:p>
       <w:pPr>
         <w:pStyle w:val="Heading3"/>
@@ -3130,8 +2947,8 @@
         </w:tc>
       </w:tr>
     </w:tbl>
-    <w:bookmarkEnd w:id="31"/>
-    <w:bookmarkStart w:id="32" w:name="professional-memberships"/>
+    <w:bookmarkEnd w:id="28"/>
+    <w:bookmarkStart w:id="29" w:name="professional-memberships"/>
     <w:p>
       <w:pPr>
         <w:pStyle w:val="Heading3"/>
@@ -3351,16 +3168,9 @@
         </w:tc>
       </w:tr>
     </w:tbl>
-    <w:p>
-      <w:r>
-        <w:pict>
-          <v:rect style="width:0;height:1.5pt" o:hralign="center" o:hrstd="t" o:hr="t"/>
-        </w:pict>
-      </w:r>
-    </w:p>
-    <w:bookmarkEnd w:id="32"/>
-    <w:bookmarkEnd w:id="33"/>
-    <w:bookmarkStart w:id="37" w:name="section-4-work-experience"/>
+    <w:bookmarkEnd w:id="29"/>
+    <w:bookmarkEnd w:id="30"/>
+    <w:bookmarkStart w:id="34" w:name="section-4-work-experience"/>
     <w:p>
       <w:pPr>
         <w:pBdr>
@@ -3443,7 +3253,7 @@
         <w:t xml:space="preserve">and proceed to Section 5.)</w:t>
       </w:r>
     </w:p>
-    <w:bookmarkStart w:id="34" w:name="position-1-most-recent-current"/>
+    <w:bookmarkStart w:id="31" w:name="position-1-most-recent-current"/>
     <w:p>
       <w:pPr>
         <w:pStyle w:val="Heading3"/>
@@ -3677,7 +3487,7 @@
                 <w:color w:val="1A1A1A"/>
                 <w:sz w:val="19"/>
               </w:rPr>
-              <w:t xml:space="preserve">[ ] Full-Time [ ] Part-Time [ ] Contract [ ] Internship</w:t>
+              <w:t xml:space="preserve">( ) Full-Time ( ) Part-Time ( ) Contract ( ) Internship</w:t>
             </w:r>
           </w:p>
         </w:tc>
@@ -3757,7 +3567,7 @@
                 <w:color w:val="1A1A1A"/>
                 <w:sz w:val="19"/>
               </w:rPr>
-              <w:t xml:space="preserve">______ / ______ / __________ (DD/MM/YYYY) or [ ] Still Employed</w:t>
+              <w:t xml:space="preserve">______ / ______ / __________ (DD/MM/YYYY) or ( ) Still Employed</w:t>
             </w:r>
           </w:p>
         </w:tc>
@@ -4036,15 +3846,8 @@
         </w:pict>
       </w:r>
     </w:p>
-    <w:p>
-      <w:r>
-        <w:pict>
-          <v:rect style="width:0;height:1.5pt" o:hralign="center" o:hrstd="t" o:hr="t"/>
-        </w:pict>
-      </w:r>
-    </w:p>
-    <w:bookmarkEnd w:id="34"/>
-    <w:bookmarkStart w:id="35" w:name="position-2"/>
+    <w:bookmarkEnd w:id="31"/>
+    <w:bookmarkStart w:id="32" w:name="position-2"/>
     <w:p>
       <w:pPr>
         <w:pStyle w:val="Heading3"/>
@@ -4278,7 +4081,7 @@
                 <w:color w:val="1A1A1A"/>
                 <w:sz w:val="19"/>
               </w:rPr>
-              <w:t xml:space="preserve">[ ] Full-Time [ ] Part-Time [ ] Contract [ ] Internship</w:t>
+              <w:t xml:space="preserve">( ) Full-Time ( ) Part-Time ( ) Contract ( ) Internship</w:t>
             </w:r>
           </w:p>
         </w:tc>
@@ -4571,15 +4374,8 @@
         </w:pict>
       </w:r>
     </w:p>
-    <w:p>
-      <w:r>
-        <w:pict>
-          <v:rect style="width:0;height:1.5pt" o:hralign="center" o:hrstd="t" o:hr="t"/>
-        </w:pict>
-      </w:r>
-    </w:p>
-    <w:bookmarkEnd w:id="35"/>
-    <w:bookmarkStart w:id="36" w:name="position-3"/>
+    <w:bookmarkEnd w:id="32"/>
+    <w:bookmarkStart w:id="33" w:name="position-3"/>
     <w:p>
       <w:pPr>
         <w:pStyle w:val="Heading3"/>
@@ -4773,7 +4569,7 @@
                 <w:color w:val="1A1A1A"/>
                 <w:sz w:val="19"/>
               </w:rPr>
-              <w:t xml:space="preserve">[ ] Full-Time [ ] Part-Time [ ] Contract [ ] Internship</w:t>
+              <w:t xml:space="preserve">( ) Full-Time ( ) Part-Time ( ) Contract ( ) Internship</w:t>
             </w:r>
           </w:p>
         </w:tc>
@@ -5012,16 +4808,9 @@
         </w:pict>
       </w:r>
     </w:p>
-    <w:p>
-      <w:r>
-        <w:pict>
-          <v:rect style="width:0;height:1.5pt" o:hralign="center" o:hrstd="t" o:hr="t"/>
-        </w:pict>
-      </w:r>
-    </w:p>
-    <w:bookmarkEnd w:id="36"/>
-    <w:bookmarkEnd w:id="37"/>
-    <w:bookmarkStart w:id="43" w:name="section-5-technical-skills-competencies"/>
+    <w:bookmarkEnd w:id="33"/>
+    <w:bookmarkEnd w:id="34"/>
+    <w:bookmarkStart w:id="40" w:name="section-5-technical-skills-competencies"/>
     <w:p>
       <w:pPr>
         <w:pBdr>
@@ -5062,7 +4851,7 @@
         <w:t xml:space="preserve">(For technical roles — Engineers, Designers, Data Analysts. Non-technical applicants may skip to Section 5B.)</w:t>
       </w:r>
     </w:p>
-    <w:bookmarkStart w:id="38" w:name="a-technical-skills-matrix"/>
+    <w:bookmarkStart w:id="35" w:name="a-technical-skills-matrix"/>
     <w:p>
       <w:pPr>
         <w:pStyle w:val="Heading3"/>
@@ -5224,7 +5013,7 @@
                 <w:color w:val="1A1A1A"/>
                 <w:sz w:val="19"/>
               </w:rPr>
-              <w:t xml:space="preserve">[ ] Beginner [ ] Intermediate [ ] Advanced [ ] Expert</w:t>
+              <w:t xml:space="preserve">( ) Beginner ( ) Intermediate ( ) Advanced ( ) Expert</w:t>
             </w:r>
           </w:p>
         </w:tc>
@@ -5282,7 +5071,7 @@
                 <w:color w:val="1A1A1A"/>
                 <w:sz w:val="19"/>
               </w:rPr>
-              <w:t xml:space="preserve">[ ] Beginner [ ] Intermediate [ ] Advanced [ ] Expert</w:t>
+              <w:t xml:space="preserve">( ) Beginner ( ) Intermediate ( ) Advanced ( ) Expert</w:t>
             </w:r>
           </w:p>
         </w:tc>
@@ -5340,7 +5129,7 @@
                 <w:color w:val="1A1A1A"/>
                 <w:sz w:val="19"/>
               </w:rPr>
-              <w:t xml:space="preserve">[ ] Beginner [ ] Intermediate [ ] Advanced [ ] Expert</w:t>
+              <w:t xml:space="preserve">( ) Beginner ( ) Intermediate ( ) Advanced ( ) Expert</w:t>
             </w:r>
           </w:p>
         </w:tc>
@@ -5398,7 +5187,7 @@
                 <w:color w:val="1A1A1A"/>
                 <w:sz w:val="19"/>
               </w:rPr>
-              <w:t xml:space="preserve">[ ] Beginner [ ] Intermediate [ ] Advanced [ ] Expert</w:t>
+              <w:t xml:space="preserve">( ) Beginner ( ) Intermediate ( ) Advanced ( ) Expert</w:t>
             </w:r>
           </w:p>
         </w:tc>
@@ -5456,7 +5245,7 @@
                 <w:color w:val="1A1A1A"/>
                 <w:sz w:val="19"/>
               </w:rPr>
-              <w:t xml:space="preserve">[ ] Beginner [ ] Intermediate [ ] Advanced [ ] Expert</w:t>
+              <w:t xml:space="preserve">( ) Beginner ( ) Intermediate ( ) Advanced ( ) Expert</w:t>
             </w:r>
           </w:p>
         </w:tc>
@@ -5514,7 +5303,7 @@
                 <w:color w:val="1A1A1A"/>
                 <w:sz w:val="19"/>
               </w:rPr>
-              <w:t xml:space="preserve">[ ] Beginner [ ] Intermediate [ ] Advanced [ ] Expert</w:t>
+              <w:t xml:space="preserve">( ) Beginner ( ) Intermediate ( ) Advanced ( ) Expert</w:t>
             </w:r>
           </w:p>
         </w:tc>
@@ -5572,7 +5361,7 @@
                 <w:color w:val="1A1A1A"/>
                 <w:sz w:val="19"/>
               </w:rPr>
-              <w:t xml:space="preserve">[ ] Beginner [ ] Intermediate [ ] Advanced [ ] Expert</w:t>
+              <w:t xml:space="preserve">( ) Beginner ( ) Intermediate ( ) Advanced ( ) Expert</w:t>
             </w:r>
           </w:p>
         </w:tc>
@@ -5630,7 +5419,7 @@
                 <w:color w:val="1A1A1A"/>
                 <w:sz w:val="19"/>
               </w:rPr>
-              <w:t xml:space="preserve">[ ] Beginner [ ] Intermediate [ ] Advanced [ ] Expert</w:t>
+              <w:t xml:space="preserve">( ) Beginner ( ) Intermediate ( ) Advanced ( ) Expert</w:t>
             </w:r>
           </w:p>
         </w:tc>
@@ -5688,7 +5477,7 @@
                 <w:color w:val="1A1A1A"/>
                 <w:sz w:val="19"/>
               </w:rPr>
-              <w:t xml:space="preserve">[ ] Beginner [ ] Intermediate [ ] Advanced [ ] Expert</w:t>
+              <w:t xml:space="preserve">( ) Beginner ( ) Intermediate ( ) Advanced ( ) Expert</w:t>
             </w:r>
           </w:p>
         </w:tc>
@@ -5746,7 +5535,7 @@
                 <w:color w:val="1A1A1A"/>
                 <w:sz w:val="19"/>
               </w:rPr>
-              <w:t xml:space="preserve">[ ] Beginner [ ] Intermediate [ ] Advanced [ ] Expert</w:t>
+              <w:t xml:space="preserve">( ) Beginner ( ) Intermediate ( ) Advanced ( ) Expert</w:t>
             </w:r>
           </w:p>
         </w:tc>
@@ -5762,8 +5551,8 @@
         </w:tc>
       </w:tr>
     </w:tbl>
-    <w:bookmarkEnd w:id="38"/>
-    <w:bookmarkStart w:id="39" w:name="online-profiles-portfolio"/>
+    <w:bookmarkEnd w:id="35"/>
+    <w:bookmarkStart w:id="36" w:name="online-profiles-portfolio"/>
     <w:p>
       <w:pPr>
         <w:pStyle w:val="Heading3"/>
@@ -6043,8 +5832,8 @@
         </w:tc>
       </w:tr>
     </w:tbl>
-    <w:bookmarkEnd w:id="39"/>
-    <w:bookmarkStart w:id="40" w:name="notable-projects-or-contributions"/>
+    <w:bookmarkEnd w:id="36"/>
+    <w:bookmarkStart w:id="37" w:name="notable-projects-or-contributions"/>
     <w:p>
       <w:pPr>
         <w:pStyle w:val="Heading3"/>
@@ -6653,15 +6442,8 @@
         </w:tc>
       </w:tr>
     </w:tbl>
-    <w:p>
-      <w:r>
-        <w:pict>
-          <v:rect style="width:0;height:1.5pt" o:hralign="center" o:hrstd="t" o:hr="t"/>
-        </w:pict>
-      </w:r>
-    </w:p>
-    <w:bookmarkEnd w:id="40"/>
-    <w:bookmarkStart w:id="41" w:name="b-general-competencies-all-applicants"/>
+    <w:bookmarkEnd w:id="37"/>
+    <w:bookmarkStart w:id="38" w:name="b-general-competencies-all-applicants"/>
     <w:p>
       <w:pPr>
         <w:pStyle w:val="Heading3"/>
@@ -6773,7 +6555,7 @@
                 <w:color w:val="1A1A1A"/>
                 <w:sz w:val="19"/>
               </w:rPr>
-              <w:t xml:space="preserve">[ ] 1 [ ] 2 [ ] 3 [ ] 4 [ ] 5</w:t>
+              <w:t xml:space="preserve">( ) 1 ( ) 2 ( ) 3 ( ) 4 ( ) 5</w:t>
             </w:r>
           </w:p>
         </w:tc>
@@ -6811,7 +6593,7 @@
                 <w:color w:val="1A1A1A"/>
                 <w:sz w:val="19"/>
               </w:rPr>
-              <w:t xml:space="preserve">[ ] 1 [ ] 2 [ ] 3 [ ] 4 [ ] 5</w:t>
+              <w:t xml:space="preserve">( ) 1 ( ) 2 ( ) 3 ( ) 4 ( ) 5</w:t>
             </w:r>
           </w:p>
         </w:tc>
@@ -6849,7 +6631,7 @@
                 <w:color w:val="1A1A1A"/>
                 <w:sz w:val="19"/>
               </w:rPr>
-              <w:t xml:space="preserve">[ ] 1 [ ] 2 [ ] 3 [ ] 4 [ ] 5</w:t>
+              <w:t xml:space="preserve">( ) 1 ( ) 2 ( ) 3 ( ) 4 ( ) 5</w:t>
             </w:r>
           </w:p>
         </w:tc>
@@ -6887,7 +6669,7 @@
                 <w:color w:val="1A1A1A"/>
                 <w:sz w:val="19"/>
               </w:rPr>
-              <w:t xml:space="preserve">[ ] 1 [ ] 2 [ ] 3 [ ] 4 [ ] 5</w:t>
+              <w:t xml:space="preserve">( ) 1 ( ) 2 ( ) 3 ( ) 4 ( ) 5</w:t>
             </w:r>
           </w:p>
         </w:tc>
@@ -6925,7 +6707,7 @@
                 <w:color w:val="1A1A1A"/>
                 <w:sz w:val="19"/>
               </w:rPr>
-              <w:t xml:space="preserve">[ ] 1 [ ] 2 [ ] 3 [ ] 4 [ ] 5</w:t>
+              <w:t xml:space="preserve">( ) 1 ( ) 2 ( ) 3 ( ) 4 ( ) 5</w:t>
             </w:r>
           </w:p>
         </w:tc>
@@ -6963,7 +6745,7 @@
                 <w:color w:val="1A1A1A"/>
                 <w:sz w:val="19"/>
               </w:rPr>
-              <w:t xml:space="preserve">[ ] 1 [ ] 2 [ ] 3 [ ] 4 [ ] 5</w:t>
+              <w:t xml:space="preserve">( ) 1 ( ) 2 ( ) 3 ( ) 4 ( ) 5</w:t>
             </w:r>
           </w:p>
         </w:tc>
@@ -7001,7 +6783,7 @@
                 <w:color w:val="1A1A1A"/>
                 <w:sz w:val="19"/>
               </w:rPr>
-              <w:t xml:space="preserve">[ ] 1 [ ] 2 [ ] 3 [ ] 4 [ ] 5</w:t>
+              <w:t xml:space="preserve">( ) 1 ( ) 2 ( ) 3 ( ) 4 ( ) 5</w:t>
             </w:r>
           </w:p>
         </w:tc>
@@ -7039,14 +6821,14 @@
                 <w:color w:val="1A1A1A"/>
                 <w:sz w:val="19"/>
               </w:rPr>
-              <w:t xml:space="preserve">[ ] 1 [ ] 2 [ ] 3 [ ] 4 [ ] 5</w:t>
+              <w:t xml:space="preserve">( ) 1 ( ) 2 ( ) 3 ( ) 4 ( ) 5</w:t>
             </w:r>
           </w:p>
         </w:tc>
       </w:tr>
     </w:tbl>
-    <w:bookmarkEnd w:id="41"/>
-    <w:bookmarkStart w:id="42" w:name="languages-spoken"/>
+    <w:bookmarkEnd w:id="38"/>
+    <w:bookmarkStart w:id="39" w:name="languages-spoken"/>
     <w:p>
       <w:pPr>
         <w:pStyle w:val="Heading3"/>
@@ -7158,7 +6940,7 @@
                 <w:color w:val="1A1A1A"/>
                 <w:sz w:val="19"/>
               </w:rPr>
-              <w:t xml:space="preserve">[ ] Basic [ ] Conversational [ ] Fluent [ ] Native</w:t>
+              <w:t xml:space="preserve">( ) Basic ( ) Conversational ( ) Fluent ( ) Native</w:t>
             </w:r>
           </w:p>
         </w:tc>
@@ -7196,7 +6978,7 @@
                 <w:color w:val="1A1A1A"/>
                 <w:sz w:val="19"/>
               </w:rPr>
-              <w:t xml:space="preserve">[ ] Basic [ ] Conversational [ ] Fluent [ ] Native [ ] N/A</w:t>
+              <w:t xml:space="preserve">( ) Basic ( ) Conversational ( ) Fluent ( ) Native ( ) N/A</w:t>
             </w:r>
           </w:p>
         </w:tc>
@@ -7234,7 +7016,7 @@
                 <w:color w:val="1A1A1A"/>
                 <w:sz w:val="19"/>
               </w:rPr>
-              <w:t xml:space="preserve">[ ] Basic [ ] Conversational [ ] Fluent [ ] Native [ ] N/A</w:t>
+              <w:t xml:space="preserve">( ) Basic ( ) Conversational ( ) Fluent ( ) Native ( ) N/A</w:t>
             </w:r>
           </w:p>
         </w:tc>
@@ -7272,7 +7054,7 @@
                 <w:color w:val="1A1A1A"/>
                 <w:sz w:val="19"/>
               </w:rPr>
-              <w:t xml:space="preserve">[ ] Basic [ ] Conversational [ ] Fluent [ ] Native [ ] N/A</w:t>
+              <w:t xml:space="preserve">( ) Basic ( ) Conversational ( ) Fluent ( ) Native ( ) N/A</w:t>
             </w:r>
           </w:p>
         </w:tc>
@@ -7310,7 +7092,7 @@
                 <w:color w:val="1A1A1A"/>
                 <w:sz w:val="19"/>
               </w:rPr>
-              <w:t xml:space="preserve">[ ] Basic [ ] Conversational [ ] Fluent [ ] Native [ ] N/A</w:t>
+              <w:t xml:space="preserve">( ) Basic ( ) Conversational ( ) Fluent ( ) Native ( ) N/A</w:t>
             </w:r>
           </w:p>
         </w:tc>
@@ -7348,22 +7130,15 @@
                 <w:color w:val="1A1A1A"/>
                 <w:sz w:val="19"/>
               </w:rPr>
-              <w:t xml:space="preserve">[ ] Basic [ ] Conversational [ ] Fluent [ ] Native</w:t>
+              <w:t xml:space="preserve">( ) Basic ( ) Conversational ( ) Fluent ( ) Native</w:t>
             </w:r>
           </w:p>
         </w:tc>
       </w:tr>
     </w:tbl>
-    <w:p>
-      <w:r>
-        <w:pict>
-          <v:rect style="width:0;height:1.5pt" o:hralign="center" o:hrstd="t" o:hr="t"/>
-        </w:pict>
-      </w:r>
-    </w:p>
-    <w:bookmarkEnd w:id="42"/>
-    <w:bookmarkEnd w:id="43"/>
-    <w:bookmarkStart w:id="47" w:name="section-6-references"/>
+    <w:bookmarkEnd w:id="39"/>
+    <w:bookmarkEnd w:id="40"/>
+    <w:bookmarkStart w:id="44" w:name="section-6-references"/>
     <w:p>
       <w:pPr>
         <w:pBdr>
@@ -7404,7 +7179,7 @@
         <w:t xml:space="preserve">(Provide at least two (2) professional references. References should NOT be family members.)</w:t>
       </w:r>
     </w:p>
-    <w:bookmarkStart w:id="44" w:name="reference-1"/>
+    <w:bookmarkStart w:id="41" w:name="reference-1"/>
     <w:p>
       <w:pPr>
         <w:pStyle w:val="Heading3"/>
@@ -7764,8 +7539,8 @@
         </w:tc>
       </w:tr>
     </w:tbl>
-    <w:bookmarkEnd w:id="44"/>
-    <w:bookmarkStart w:id="45" w:name="reference-2"/>
+    <w:bookmarkEnd w:id="41"/>
+    <w:bookmarkStart w:id="42" w:name="reference-2"/>
     <w:p>
       <w:pPr>
         <w:pStyle w:val="Heading3"/>
@@ -8125,8 +7900,8 @@
         </w:tc>
       </w:tr>
     </w:tbl>
-    <w:bookmarkEnd w:id="45"/>
-    <w:bookmarkStart w:id="46" w:name="reference-3-optional"/>
+    <w:bookmarkEnd w:id="42"/>
+    <w:bookmarkStart w:id="43" w:name="reference-3-optional"/>
     <w:p>
       <w:pPr>
         <w:pStyle w:val="Heading3"/>
@@ -8446,16 +8221,9 @@
         </w:tc>
       </w:tr>
     </w:tbl>
-    <w:p>
-      <w:r>
-        <w:pict>
-          <v:rect style="width:0;height:1.5pt" o:hralign="center" o:hrstd="t" o:hr="t"/>
-        </w:pict>
-      </w:r>
-    </w:p>
-    <w:bookmarkEnd w:id="46"/>
-    <w:bookmarkEnd w:id="47"/>
-    <w:bookmarkStart w:id="50" w:name="section-7-guarantor-information"/>
+    <w:bookmarkEnd w:id="43"/>
+    <w:bookmarkEnd w:id="44"/>
+    <w:bookmarkStart w:id="47" w:name="section-7-guarantor-information"/>
     <w:p>
       <w:pPr>
         <w:pBdr>
@@ -8496,7 +8264,7 @@
         <w:t xml:space="preserve">(PECH Group Holdings Ltd requires two (2) guarantors for all full-time and contract positions. Provide preliminary guarantor details below. Full Guarantor Forms will be completed separately upon receipt of an offer letter.)</w:t>
       </w:r>
     </w:p>
-    <w:bookmarkStart w:id="48" w:name="guarantor-1"/>
+    <w:bookmarkStart w:id="45" w:name="guarantor-1"/>
     <w:p>
       <w:pPr>
         <w:pStyle w:val="Heading3"/>
@@ -8856,8 +8624,8 @@
         </w:tc>
       </w:tr>
     </w:tbl>
-    <w:bookmarkEnd w:id="48"/>
-    <w:bookmarkStart w:id="49" w:name="guarantor-2"/>
+    <w:bookmarkEnd w:id="45"/>
+    <w:bookmarkStart w:id="46" w:name="guarantor-2"/>
     <w:p>
       <w:pPr>
         <w:pStyle w:val="Heading3"/>
@@ -9239,16 +9007,9 @@
         <w:t xml:space="preserve">Guarantors must be gainfully employed individuals who can confirm the applicant’s character and reliability. Full guarantor verification will be conducted upon offer acceptance, in line with PECH Employment Contract Clause 3.4.</w:t>
       </w:r>
     </w:p>
-    <w:p>
-      <w:r>
-        <w:pict>
-          <v:rect style="width:0;height:1.5pt" o:hralign="center" o:hrstd="t" o:hr="t"/>
-        </w:pict>
-      </w:r>
-    </w:p>
-    <w:bookmarkEnd w:id="49"/>
-    <w:bookmarkEnd w:id="50"/>
-    <w:bookmarkStart w:id="52" w:name="section-8-health-emergency-information"/>
+    <w:bookmarkEnd w:id="46"/>
+    <w:bookmarkEnd w:id="47"/>
+    <w:bookmarkStart w:id="49" w:name="section-8-health-emergency-information"/>
     <w:p>
       <w:pPr>
         <w:pBdr>
@@ -9374,7 +9135,7 @@
                 <w:color w:val="1A1A1A"/>
                 <w:sz w:val="19"/>
               </w:rPr>
-              <w:t xml:space="preserve">[ ] A+ [ ] A- [ ] B+ [ ] B- [ ] AB+ [ ] AB- [ ] O+ [ ] O-</w:t>
+              <w:t xml:space="preserve">( ) A+ ( ) A- ( ) B+ ( ) B- ( ) AB+ ( ) AB- ( ) O+ ( ) O-</w:t>
             </w:r>
           </w:p>
         </w:tc>
@@ -9414,7 +9175,7 @@
                 <w:color w:val="1A1A1A"/>
                 <w:sz w:val="19"/>
               </w:rPr>
-              <w:t xml:space="preserve">[ ] AA [ ] AS [ ] SS [ ] AC [ ] SC</w:t>
+              <w:t xml:space="preserve">( ) AA ( ) AS ( ) SS ( ) AC ( ) SC</w:t>
             </w:r>
           </w:p>
         </w:tc>
@@ -9454,7 +9215,7 @@
                 <w:color w:val="1A1A1A"/>
                 <w:sz w:val="19"/>
               </w:rPr>
-              <w:t xml:space="preserve">[ ] Yes [ ] No</w:t>
+              <w:t xml:space="preserve">( ) Yes ( ) No</w:t>
             </w:r>
           </w:p>
         </w:tc>
@@ -9564,7 +9325,7 @@
                 <w:color w:val="1A1A1A"/>
                 <w:sz w:val="19"/>
               </w:rPr>
-              <w:t xml:space="preserve">[ ] Yes [ ] No</w:t>
+              <w:t xml:space="preserve">( ) Yes ( ) No</w:t>
             </w:r>
           </w:p>
         </w:tc>
@@ -9644,13 +9405,13 @@
                 <w:color w:val="1A1A1A"/>
                 <w:sz w:val="19"/>
               </w:rPr>
-              <w:t xml:space="preserve">[ ] Yes [ ] No</w:t>
+              <w:t xml:space="preserve">( ) Yes ( ) No</w:t>
             </w:r>
           </w:p>
         </w:tc>
       </w:tr>
     </w:tbl>
-    <w:bookmarkStart w:id="51" w:name="emergency-contact"/>
+    <w:bookmarkStart w:id="48" w:name="emergency-contact"/>
     <w:p>
       <w:pPr>
         <w:pStyle w:val="Heading3"/>
@@ -9930,16 +9691,9 @@
         </w:tc>
       </w:tr>
     </w:tbl>
-    <w:p>
-      <w:r>
-        <w:pict>
-          <v:rect style="width:0;height:1.5pt" o:hralign="center" o:hrstd="t" o:hr="t"/>
-        </w:pict>
-      </w:r>
-    </w:p>
-    <w:bookmarkEnd w:id="51"/>
-    <w:bookmarkEnd w:id="52"/>
-    <w:bookmarkStart w:id="53" w:name="Xc51f6a7eb92f36cb14c148d36f834c86dcea2de"/>
+    <w:bookmarkEnd w:id="48"/>
+    <w:bookmarkEnd w:id="49"/>
+    <w:bookmarkStart w:id="50" w:name="Xc51f6a7eb92f36cb14c148d36f834c86dcea2de"/>
     <w:p>
       <w:pPr>
         <w:pBdr>
@@ -10113,7 +9867,7 @@
                 <w:color w:val="1A1A1A"/>
                 <w:sz w:val="19"/>
               </w:rPr>
-              <w:t xml:space="preserve">[ ] Yes [ ] No</w:t>
+              <w:t xml:space="preserve">( ) Yes ( ) No</w:t>
             </w:r>
           </w:p>
         </w:tc>
@@ -10217,7 +9971,7 @@
                 <w:color w:val="1A1A1A"/>
                 <w:sz w:val="19"/>
               </w:rPr>
-              <w:t xml:space="preserve">[ ] Yes [ ] No</w:t>
+              <w:t xml:space="preserve">( ) Yes ( ) No</w:t>
             </w:r>
           </w:p>
         </w:tc>
@@ -10321,7 +10075,7 @@
                 <w:color w:val="1A1A1A"/>
                 <w:sz w:val="19"/>
               </w:rPr>
-              <w:t xml:space="preserve">[ ] Yes [ ] No</w:t>
+              <w:t xml:space="preserve">( ) Yes ( ) No</w:t>
             </w:r>
           </w:p>
         </w:tc>
@@ -10425,7 +10179,7 @@
                 <w:color w:val="1A1A1A"/>
                 <w:sz w:val="19"/>
               </w:rPr>
-              <w:t xml:space="preserve">[ ] Yes [ ] No</w:t>
+              <w:t xml:space="preserve">( ) Yes ( ) No</w:t>
             </w:r>
           </w:p>
         </w:tc>
@@ -10529,7 +10283,7 @@
                 <w:color w:val="1A1A1A"/>
                 <w:sz w:val="19"/>
               </w:rPr>
-              <w:t xml:space="preserve">[ ] Yes [ ] No</w:t>
+              <w:t xml:space="preserve">( ) Yes ( ) No</w:t>
             </w:r>
           </w:p>
         </w:tc>
@@ -10633,7 +10387,7 @@
                 <w:color w:val="1A1A1A"/>
                 <w:sz w:val="19"/>
               </w:rPr>
-              <w:t xml:space="preserve">[ ] Yes [ ] No [ ] Negotiable</w:t>
+              <w:t xml:space="preserve">( ) Yes ( ) No ( ) Negotiable</w:t>
             </w:r>
           </w:p>
         </w:tc>
@@ -10689,7 +10443,7 @@
                 <w:color w:val="1A1A1A"/>
                 <w:sz w:val="19"/>
               </w:rPr>
-              <w:t xml:space="preserve">[ ] Yes [ ] No [ ] Domestic Only</w:t>
+              <w:t xml:space="preserve">( ) Yes ( ) No ( ) Domestic Only</w:t>
             </w:r>
           </w:p>
         </w:tc>
@@ -10745,7 +10499,7 @@
                 <w:color w:val="1A1A1A"/>
                 <w:sz w:val="19"/>
               </w:rPr>
-              <w:t xml:space="preserve">[ ] Yes [ ] No</w:t>
+              <w:t xml:space="preserve">( ) Yes ( ) No</w:t>
             </w:r>
           </w:p>
         </w:tc>
@@ -10801,7 +10555,7 @@
                 <w:color w:val="1A1A1A"/>
                 <w:sz w:val="19"/>
               </w:rPr>
-              <w:t xml:space="preserve">[ ] Yes [ ] No</w:t>
+              <w:t xml:space="preserve">( ) Yes ( ) No</w:t>
             </w:r>
           </w:p>
         </w:tc>
@@ -10857,21 +10611,14 @@
                 <w:color w:val="1A1A1A"/>
                 <w:sz w:val="19"/>
               </w:rPr>
-              <w:t xml:space="preserve">[ ] Yes [ ] No</w:t>
+              <w:t xml:space="preserve">( ) Yes ( ) No</w:t>
             </w:r>
           </w:p>
         </w:tc>
       </w:tr>
     </w:tbl>
-    <w:p>
-      <w:r>
-        <w:pict>
-          <v:rect style="width:0;height:1.5pt" o:hralign="center" o:hrstd="t" o:hr="t"/>
-        </w:pict>
-      </w:r>
-    </w:p>
-    <w:bookmarkEnd w:id="53"/>
-    <w:bookmarkStart w:id="56" w:name="section-10-declaration-consent"/>
+    <w:bookmarkEnd w:id="50"/>
+    <w:bookmarkStart w:id="53" w:name="section-10-declaration-consent"/>
     <w:p>
       <w:pPr>
         <w:pBdr>
@@ -10900,7 +10647,7 @@
         <w:t xml:space="preserve">SECTION 10: DECLARATION &amp; CONSENT</w:t>
       </w:r>
     </w:p>
-    <w:bookmarkStart w:id="54" w:name="data-protection-consent-ndpa-2023"/>
+    <w:bookmarkStart w:id="51" w:name="data-protection-consent-ndpa-2023"/>
     <w:p>
       <w:pPr>
         <w:pStyle w:val="Heading3"/>
@@ -10938,11 +10685,11 @@
         <w:pStyle w:val="Compact"/>
       </w:pPr>
       <w:r>
-        <w:t xml:space="preserve">☐ I consent to the processing of my personal data as described above</w:t>
+        <w:t xml:space="preserve">( ) I consent to the processing of my personal data as described above</w:t>
       </w:r>
     </w:p>
-    <w:bookmarkEnd w:id="54"/>
-    <w:bookmarkStart w:id="55" w:name="declaration-of-accuracy"/>
+    <w:bookmarkEnd w:id="51"/>
+    <w:bookmarkStart w:id="52" w:name="declaration-of-accuracy"/>
     <w:p>
       <w:pPr>
         <w:pStyle w:val="Heading3"/>
@@ -11184,16 +10931,9 @@
         </w:tc>
       </w:tr>
     </w:tbl>
-    <w:p>
-      <w:r>
-        <w:pict>
-          <v:rect style="width:0;height:1.5pt" o:hralign="center" o:hrstd="t" o:hr="t"/>
-        </w:pict>
-      </w:r>
-    </w:p>
-    <w:bookmarkEnd w:id="55"/>
-    <w:bookmarkEnd w:id="56"/>
-    <w:bookmarkStart w:id="62" w:name="section-11-for-office-use-only"/>
+    <w:bookmarkEnd w:id="52"/>
+    <w:bookmarkEnd w:id="53"/>
+    <w:bookmarkStart w:id="59" w:name="section-11-for-office-use-only"/>
     <w:p>
       <w:pPr>
         <w:pBdr>
@@ -11491,13 +11231,13 @@
                 <w:color w:val="1A1A1A"/>
                 <w:sz w:val="19"/>
               </w:rPr>
-              <w:t xml:space="preserve">[ ] Yes [ ] No — Missing: __________________</w:t>
+              <w:t xml:space="preserve">( ) Yes ( ) No — Missing: __________________</w:t>
             </w:r>
           </w:p>
         </w:tc>
       </w:tr>
     </w:tbl>
-    <w:bookmarkStart w:id="57" w:name="document-verification-checklist"/>
+    <w:bookmarkStart w:id="54" w:name="document-verification-checklist"/>
     <w:p>
       <w:pPr>
         <w:pStyle w:val="Heading3"/>
@@ -11669,25 +11409,25 @@
                 <w:color w:val="1A1A1A"/>
                 <w:sz w:val="19"/>
               </w:rPr>
-              <w:t xml:space="preserve">[ ] Yes [ ] No</w:t>
-            </w:r>
-          </w:p>
-        </w:tc>
-        <w:tc>
-          <w:tcPr>
-            <w:shd w:fill="FFFFFF" w:val="clear"/>
-          </w:tcPr>
-          <w:p>
-            <w:pPr>
-              <w:pStyle w:val="Compact"/>
-              <w:jc w:val="left"/>
-            </w:pPr>
-            <w:r>
-              <w:rPr>
-                <w:color w:val="1A1A1A"/>
-                <w:sz w:val="19"/>
-              </w:rPr>
-              <w:t xml:space="preserve">[ ] Yes [ ] No</w:t>
+              <w:t xml:space="preserve">( ) Yes ( ) No</w:t>
+            </w:r>
+          </w:p>
+        </w:tc>
+        <w:tc>
+          <w:tcPr>
+            <w:shd w:fill="FFFFFF" w:val="clear"/>
+          </w:tcPr>
+          <w:p>
+            <w:pPr>
+              <w:pStyle w:val="Compact"/>
+              <w:jc w:val="left"/>
+            </w:pPr>
+            <w:r>
+              <w:rPr>
+                <w:color w:val="1A1A1A"/>
+                <w:sz w:val="19"/>
+              </w:rPr>
+              <w:t xml:space="preserve">( ) Yes ( ) No</w:t>
             </w:r>
           </w:p>
         </w:tc>
@@ -11745,25 +11485,25 @@
                 <w:color w:val="1A1A1A"/>
                 <w:sz w:val="19"/>
               </w:rPr>
-              <w:t xml:space="preserve">[ ] Yes [ ] No</w:t>
-            </w:r>
-          </w:p>
-        </w:tc>
-        <w:tc>
-          <w:tcPr>
-            <w:shd w:fill="E8F8FF" w:val="clear"/>
-          </w:tcPr>
-          <w:p>
-            <w:pPr>
-              <w:pStyle w:val="Compact"/>
-              <w:jc w:val="left"/>
-            </w:pPr>
-            <w:r>
-              <w:rPr>
-                <w:color w:val="1A1A1A"/>
-                <w:sz w:val="19"/>
-              </w:rPr>
-              <w:t xml:space="preserve">[ ] Yes [ ] No</w:t>
+              <w:t xml:space="preserve">( ) Yes ( ) No</w:t>
+            </w:r>
+          </w:p>
+        </w:tc>
+        <w:tc>
+          <w:tcPr>
+            <w:shd w:fill="E8F8FF" w:val="clear"/>
+          </w:tcPr>
+          <w:p>
+            <w:pPr>
+              <w:pStyle w:val="Compact"/>
+              <w:jc w:val="left"/>
+            </w:pPr>
+            <w:r>
+              <w:rPr>
+                <w:color w:val="1A1A1A"/>
+                <w:sz w:val="19"/>
+              </w:rPr>
+              <w:t xml:space="preserve">( ) Yes ( ) No</w:t>
             </w:r>
           </w:p>
         </w:tc>
@@ -11821,25 +11561,25 @@
                 <w:color w:val="1A1A1A"/>
                 <w:sz w:val="19"/>
               </w:rPr>
-              <w:t xml:space="preserve">[ ] Yes [ ] No</w:t>
-            </w:r>
-          </w:p>
-        </w:tc>
-        <w:tc>
-          <w:tcPr>
-            <w:shd w:fill="FFFFFF" w:val="clear"/>
-          </w:tcPr>
-          <w:p>
-            <w:pPr>
-              <w:pStyle w:val="Compact"/>
-              <w:jc w:val="left"/>
-            </w:pPr>
-            <w:r>
-              <w:rPr>
-                <w:color w:val="1A1A1A"/>
-                <w:sz w:val="19"/>
-              </w:rPr>
-              <w:t xml:space="preserve">[ ] Yes [ ] No</w:t>
+              <w:t xml:space="preserve">( ) Yes ( ) No</w:t>
+            </w:r>
+          </w:p>
+        </w:tc>
+        <w:tc>
+          <w:tcPr>
+            <w:shd w:fill="FFFFFF" w:val="clear"/>
+          </w:tcPr>
+          <w:p>
+            <w:pPr>
+              <w:pStyle w:val="Compact"/>
+              <w:jc w:val="left"/>
+            </w:pPr>
+            <w:r>
+              <w:rPr>
+                <w:color w:val="1A1A1A"/>
+                <w:sz w:val="19"/>
+              </w:rPr>
+              <w:t xml:space="preserve">( ) Yes ( ) No</w:t>
             </w:r>
           </w:p>
         </w:tc>
@@ -11897,25 +11637,25 @@
                 <w:color w:val="1A1A1A"/>
                 <w:sz w:val="19"/>
               </w:rPr>
-              <w:t xml:space="preserve">[ ] Yes [ ] No</w:t>
-            </w:r>
-          </w:p>
-        </w:tc>
-        <w:tc>
-          <w:tcPr>
-            <w:shd w:fill="E8F8FF" w:val="clear"/>
-          </w:tcPr>
-          <w:p>
-            <w:pPr>
-              <w:pStyle w:val="Compact"/>
-              <w:jc w:val="left"/>
-            </w:pPr>
-            <w:r>
-              <w:rPr>
-                <w:color w:val="1A1A1A"/>
-                <w:sz w:val="19"/>
-              </w:rPr>
-              <w:t xml:space="preserve">[ ] Yes [ ] No</w:t>
+              <w:t xml:space="preserve">( ) Yes ( ) No</w:t>
+            </w:r>
+          </w:p>
+        </w:tc>
+        <w:tc>
+          <w:tcPr>
+            <w:shd w:fill="E8F8FF" w:val="clear"/>
+          </w:tcPr>
+          <w:p>
+            <w:pPr>
+              <w:pStyle w:val="Compact"/>
+              <w:jc w:val="left"/>
+            </w:pPr>
+            <w:r>
+              <w:rPr>
+                <w:color w:val="1A1A1A"/>
+                <w:sz w:val="19"/>
+              </w:rPr>
+              <w:t xml:space="preserve">( ) Yes ( ) No</w:t>
             </w:r>
           </w:p>
         </w:tc>
@@ -11973,43 +11713,43 @@
                 <w:color w:val="1A1A1A"/>
                 <w:sz w:val="19"/>
               </w:rPr>
-              <w:t xml:space="preserve">[ ] Yes [ ] No</w:t>
-            </w:r>
-          </w:p>
-        </w:tc>
-        <w:tc>
-          <w:tcPr>
-            <w:shd w:fill="FFFFFF" w:val="clear"/>
-          </w:tcPr>
-          <w:p>
-            <w:pPr>
-              <w:pStyle w:val="Compact"/>
-              <w:jc w:val="left"/>
-            </w:pPr>
-            <w:r>
-              <w:rPr>
-                <w:color w:val="1A1A1A"/>
-                <w:sz w:val="19"/>
-              </w:rPr>
-              <w:t xml:space="preserve">[ ] Yes [ ] No</w:t>
-            </w:r>
-          </w:p>
-        </w:tc>
-        <w:tc>
-          <w:tcPr>
-            <w:shd w:fill="FFFFFF" w:val="clear"/>
-          </w:tcPr>
-          <w:p>
-            <w:pPr>
-              <w:pStyle w:val="Compact"/>
-              <w:jc w:val="left"/>
-            </w:pPr>
-            <w:r>
-              <w:rPr>
-                <w:color w:val="1A1A1A"/>
-                <w:sz w:val="19"/>
-              </w:rPr>
-              <w:t xml:space="preserve">[ ] N/A</w:t>
+              <w:t xml:space="preserve">( ) Yes ( ) No</w:t>
+            </w:r>
+          </w:p>
+        </w:tc>
+        <w:tc>
+          <w:tcPr>
+            <w:shd w:fill="FFFFFF" w:val="clear"/>
+          </w:tcPr>
+          <w:p>
+            <w:pPr>
+              <w:pStyle w:val="Compact"/>
+              <w:jc w:val="left"/>
+            </w:pPr>
+            <w:r>
+              <w:rPr>
+                <w:color w:val="1A1A1A"/>
+                <w:sz w:val="19"/>
+              </w:rPr>
+              <w:t xml:space="preserve">( ) Yes ( ) No</w:t>
+            </w:r>
+          </w:p>
+        </w:tc>
+        <w:tc>
+          <w:tcPr>
+            <w:shd w:fill="FFFFFF" w:val="clear"/>
+          </w:tcPr>
+          <w:p>
+            <w:pPr>
+              <w:pStyle w:val="Compact"/>
+              <w:jc w:val="left"/>
+            </w:pPr>
+            <w:r>
+              <w:rPr>
+                <w:color w:val="1A1A1A"/>
+                <w:sz w:val="19"/>
+              </w:rPr>
+              <w:t xml:space="preserve">( ) N/A</w:t>
             </w:r>
           </w:p>
         </w:tc>
@@ -12057,25 +11797,25 @@
                 <w:color w:val="1A1A1A"/>
                 <w:sz w:val="19"/>
               </w:rPr>
-              <w:t xml:space="preserve">[ ] Yes [ ] No</w:t>
-            </w:r>
-          </w:p>
-        </w:tc>
-        <w:tc>
-          <w:tcPr>
-            <w:shd w:fill="E8F8FF" w:val="clear"/>
-          </w:tcPr>
-          <w:p>
-            <w:pPr>
-              <w:pStyle w:val="Compact"/>
-              <w:jc w:val="left"/>
-            </w:pPr>
-            <w:r>
-              <w:rPr>
-                <w:color w:val="1A1A1A"/>
-                <w:sz w:val="19"/>
-              </w:rPr>
-              <w:t xml:space="preserve">[ ] Yes [ ] No</w:t>
+              <w:t xml:space="preserve">( ) Yes ( ) No</w:t>
+            </w:r>
+          </w:p>
+        </w:tc>
+        <w:tc>
+          <w:tcPr>
+            <w:shd w:fill="E8F8FF" w:val="clear"/>
+          </w:tcPr>
+          <w:p>
+            <w:pPr>
+              <w:pStyle w:val="Compact"/>
+              <w:jc w:val="left"/>
+            </w:pPr>
+            <w:r>
+              <w:rPr>
+                <w:color w:val="1A1A1A"/>
+                <w:sz w:val="19"/>
+              </w:rPr>
+              <w:t xml:space="preserve">( ) Yes ( ) No</w:t>
             </w:r>
           </w:p>
         </w:tc>
@@ -12133,43 +11873,43 @@
                 <w:color w:val="1A1A1A"/>
                 <w:sz w:val="19"/>
               </w:rPr>
-              <w:t xml:space="preserve">[ ] Yes [ ] No</w:t>
-            </w:r>
-          </w:p>
-        </w:tc>
-        <w:tc>
-          <w:tcPr>
-            <w:shd w:fill="FFFFFF" w:val="clear"/>
-          </w:tcPr>
-          <w:p>
-            <w:pPr>
-              <w:pStyle w:val="Compact"/>
-              <w:jc w:val="left"/>
-            </w:pPr>
-            <w:r>
-              <w:rPr>
-                <w:color w:val="1A1A1A"/>
-                <w:sz w:val="19"/>
-              </w:rPr>
-              <w:t xml:space="preserve">[ ] Yes [ ] No</w:t>
-            </w:r>
-          </w:p>
-        </w:tc>
-        <w:tc>
-          <w:tcPr>
-            <w:shd w:fill="FFFFFF" w:val="clear"/>
-          </w:tcPr>
-          <w:p>
-            <w:pPr>
-              <w:pStyle w:val="Compact"/>
-              <w:jc w:val="left"/>
-            </w:pPr>
-            <w:r>
-              <w:rPr>
-                <w:color w:val="1A1A1A"/>
-                <w:sz w:val="19"/>
-              </w:rPr>
-              <w:t xml:space="preserve">[ ] N/A</w:t>
+              <w:t xml:space="preserve">( ) Yes ( ) No</w:t>
+            </w:r>
+          </w:p>
+        </w:tc>
+        <w:tc>
+          <w:tcPr>
+            <w:shd w:fill="FFFFFF" w:val="clear"/>
+          </w:tcPr>
+          <w:p>
+            <w:pPr>
+              <w:pStyle w:val="Compact"/>
+              <w:jc w:val="left"/>
+            </w:pPr>
+            <w:r>
+              <w:rPr>
+                <w:color w:val="1A1A1A"/>
+                <w:sz w:val="19"/>
+              </w:rPr>
+              <w:t xml:space="preserve">( ) Yes ( ) No</w:t>
+            </w:r>
+          </w:p>
+        </w:tc>
+        <w:tc>
+          <w:tcPr>
+            <w:shd w:fill="FFFFFF" w:val="clear"/>
+          </w:tcPr>
+          <w:p>
+            <w:pPr>
+              <w:pStyle w:val="Compact"/>
+              <w:jc w:val="left"/>
+            </w:pPr>
+            <w:r>
+              <w:rPr>
+                <w:color w:val="1A1A1A"/>
+                <w:sz w:val="19"/>
+              </w:rPr>
+              <w:t xml:space="preserve">( ) N/A</w:t>
             </w:r>
           </w:p>
         </w:tc>
@@ -12185,8 +11925,8 @@
         </w:tc>
       </w:tr>
     </w:tbl>
-    <w:bookmarkEnd w:id="57"/>
-    <w:bookmarkStart w:id="58" w:name="pre-screening-summary-notes"/>
+    <w:bookmarkEnd w:id="54"/>
+    <w:bookmarkStart w:id="55" w:name="pre-screening-summary-notes"/>
     <w:p>
       <w:pPr>
         <w:pStyle w:val="Heading3"/>
@@ -12321,7 +12061,7 @@
         <w:pStyle w:val="Compact"/>
       </w:pPr>
       <w:r>
-        <w:t xml:space="preserve">☐</w:t>
+        <w:t xml:space="preserve">( )</w:t>
       </w:r>
       <w:r>
         <w:t xml:space="preserve"> </w:t>
@@ -12349,7 +12089,7 @@
         <w:pStyle w:val="Compact"/>
       </w:pPr>
       <w:r>
-        <w:t xml:space="preserve">☐</w:t>
+        <w:t xml:space="preserve">( )</w:t>
       </w:r>
       <w:r>
         <w:t xml:space="preserve"> </w:t>
@@ -12377,7 +12117,7 @@
         <w:pStyle w:val="Compact"/>
       </w:pPr>
       <w:r>
-        <w:t xml:space="preserve">☐</w:t>
+        <w:t xml:space="preserve">( )</w:t>
       </w:r>
       <w:r>
         <w:t xml:space="preserve"> </w:t>
@@ -12422,15 +12162,8 @@
         </w:pict>
       </w:r>
     </w:p>
-    <w:p>
-      <w:r>
-        <w:pict>
-          <v:rect style="width:0;height:1.5pt" o:hralign="center" o:hrstd="t" o:hr="t"/>
-        </w:pict>
-      </w:r>
-    </w:p>
-    <w:bookmarkEnd w:id="58"/>
-    <w:bookmarkStart w:id="59" w:name="interview-scheduling"/>
+    <w:bookmarkEnd w:id="55"/>
+    <w:bookmarkStart w:id="56" w:name="interview-scheduling"/>
     <w:p>
       <w:pPr>
         <w:pStyle w:val="Heading3"/>
@@ -12544,7 +12277,7 @@
                 <w:color w:val="1A1A1A"/>
                 <w:sz w:val="19"/>
               </w:rPr>
-              <w:t xml:space="preserve">[ ] Yes [ ] No</w:t>
+              <w:t xml:space="preserve">( ) Yes ( ) No</w:t>
             </w:r>
           </w:p>
         </w:tc>
@@ -12790,8 +12523,8 @@
         </w:tc>
       </w:tr>
     </w:tbl>
-    <w:bookmarkEnd w:id="59"/>
-    <w:bookmarkStart w:id="60" w:name="final-decision"/>
+    <w:bookmarkEnd w:id="56"/>
+    <w:bookmarkStart w:id="57" w:name="final-decision"/>
     <w:p>
       <w:pPr>
         <w:pStyle w:val="Heading3"/>
@@ -12905,7 +12638,7 @@
                 <w:color w:val="1A1A1A"/>
                 <w:sz w:val="19"/>
               </w:rPr>
-              <w:t xml:space="preserve">[ ] HIRED [ ] WAITLISTED [ ] REJECTED</w:t>
+              <w:t xml:space="preserve">( ) HIRED ( ) WAITLISTED ( ) REJECTED</w:t>
             </w:r>
           </w:p>
         </w:tc>
@@ -12945,7 +12678,7 @@
                 <w:color w:val="1A1A1A"/>
                 <w:sz w:val="19"/>
               </w:rPr>
-              <w:t xml:space="preserve">[ ] Yes [ ] No</w:t>
+              <w:t xml:space="preserve">( ) Yes ( ) No</w:t>
             </w:r>
           </w:p>
         </w:tc>
@@ -13065,7 +12798,7 @@
                 <w:color w:val="1A1A1A"/>
                 <w:sz w:val="19"/>
               </w:rPr>
-              <w:t xml:space="preserve">[ ] Yes [ ] No</w:t>
+              <w:t xml:space="preserve">( ) Yes ( ) No</w:t>
             </w:r>
           </w:p>
         </w:tc>
@@ -13111,8 +12844,8 @@
         </w:tc>
       </w:tr>
     </w:tbl>
-    <w:bookmarkEnd w:id="60"/>
-    <w:bookmarkStart w:id="61" w:name="approval-chain"/>
+    <w:bookmarkEnd w:id="57"/>
+    <w:bookmarkStart w:id="58" w:name="approval-chain"/>
     <w:p>
       <w:pPr>
         <w:pStyle w:val="Heading3"/>
@@ -13340,7 +13073,7 @@
                 <w:color w:val="1A1A1A"/>
                 <w:sz w:val="19"/>
               </w:rPr>
-              <w:t xml:space="preserve">[ ] Approved [ ] Denied</w:t>
+              <w:t xml:space="preserve">( ) Approved ( ) Denied</w:t>
             </w:r>
           </w:p>
         </w:tc>
@@ -13434,7 +13167,7 @@
                 <w:color w:val="1A1A1A"/>
                 <w:sz w:val="19"/>
               </w:rPr>
-              <w:t xml:space="preserve">[ ] Approved [ ] Denied</w:t>
+              <w:t xml:space="preserve">( ) Approved ( ) Denied</w:t>
             </w:r>
           </w:p>
         </w:tc>
@@ -13528,7 +13261,7 @@
                 <w:color w:val="1A1A1A"/>
                 <w:sz w:val="19"/>
               </w:rPr>
-              <w:t xml:space="preserve">[ ] Approved [ ] Denied</w:t>
+              <w:t xml:space="preserve">( ) Approved ( ) Denied</w:t>
             </w:r>
           </w:p>
         </w:tc>
@@ -13622,19 +13355,12 @@
                 <w:color w:val="1A1A1A"/>
                 <w:sz w:val="19"/>
               </w:rPr>
-              <w:t xml:space="preserve">[ ] Approved [ ] Denied</w:t>
+              <w:t xml:space="preserve">( ) Approved ( ) Denied</w:t>
             </w:r>
           </w:p>
         </w:tc>
       </w:tr>
     </w:tbl>
-    <w:p>
-      <w:r>
-        <w:pict>
-          <v:rect style="width:0;height:1.5pt" o:hralign="center" o:hrstd="t" o:hr="t"/>
-        </w:pict>
-      </w:r>
-    </w:p>
     <w:p>
       <w:pPr>
         <w:pStyle w:val="BlockText"/>
@@ -13682,13 +13408,6 @@
       </w:r>
     </w:p>
     <w:p>
-      <w:r>
-        <w:pict>
-          <v:rect style="width:0;height:1.5pt" o:hralign="center" o:hrstd="t" o:hr="t"/>
-        </w:pict>
-      </w:r>
-    </w:p>
-    <w:p>
       <w:pPr>
         <w:pStyle w:val="FirstParagraph"/>
       </w:pPr>
@@ -13728,17 +13447,9 @@
         <w:t xml:space="preserve">Technology &amp; Infrastructure Enablers for People</w:t>
       </w:r>
     </w:p>
-    <w:bookmarkEnd w:id="61"/>
-    <w:bookmarkEnd w:id="62"/>
-    <w:bookmarkEnd w:id="63"/>
-    <w:sectPr>
-      <w:pgBorders w:offsetFrom="page">
-        <w:top w:val="single" w:sz="18" w:space="24" w:color="00BFFF"/>
-        <w:left w:val="single" w:sz="18" w:space="24" w:color="0099CC"/>
-        <w:bottom w:val="single" w:sz="18" w:space="24" w:color="F5A623"/>
-        <w:right w:val="single" w:sz="18" w:space="24" w:color="E08A00"/>
-      </w:pgBorders>
-    </w:sectPr>
+    <w:bookmarkEnd w:id="58"/>
+    <w:bookmarkEnd w:id="59"/>
+    <w:sectPr/>
     <w:p>
       <w:pPr>
         <w:pBdr>
